--- a/three-generations-healthcare-it_AIIM.docx
+++ b/three-generations-healthcare-it_AIIM.docx
@@ -90,7 +90,7 @@
           <w:i/>
           <w:sz w:val="20"/>
         </w:rPr>
-        <w:t xml:space="preserve">School of Computer Science, Faculty of Sciences, Holon Institute of Technology (HIT), 52 Golomb St., Holon 5810201, Israel</w:t>
+        <w:t xml:space="preserve">School of Computer Science, Faculty of Sciences, Holon Institute of Technology (HIT)</w:t>
       </w:r>
     </w:p>
     <w:p>
@@ -119,7 +119,7 @@
           <w:i/>
           <w:sz w:val="20"/>
         </w:rPr>
-        <w:t xml:space="preserve">Intelligent Systems, Afeka Academic College of Engineering, 218 Bnei Efraim St., Tel-Aviv 6910717, Israel</w:t>
+        <w:t xml:space="preserve">Intelligent Systems, Afeka Academic College of Engineering</w:t>
       </w:r>
     </w:p>
     <w:p>
@@ -138,7 +138,7 @@
           <w:i/>
           <w:sz w:val="20"/>
         </w:rPr>
-        <w:t xml:space="preserve">Corresponding author: Yehudit Aperstein, apersteiny@afeka.ac.il. ORCID: Apartsin 0009-0000-7007-3529, Aperstein 0000-0001-6390-9463. Submitted to</w:t>
+        <w:t xml:space="preserve">ORCID: Apartsin 0009-0000-7007-3529, Aperstein 0000-0001-6390-9463. Submitted to</w:t>
       </w:r>
       <w:r>
         <w:rPr>
@@ -9031,107 +9031,7 @@
       </w:r>
     </w:p>
     <w:bookmarkEnd w:id="32"/>
-    <w:bookmarkStart w:id="33" w:name="data-availability"/>
-    <w:p>
-      <w:pPr>
-        <w:pStyle w:val="Heading2"/>
-        <w:keepNext/>
-        <w:keepLines/>
-        <w:widowControl w:val="1"/>
-      </w:pPr>
-      <w:r>
-        <w:t xml:space="preserve">Data Availability</w:t>
-      </w:r>
-    </w:p>
-    <w:p>
-      <w:pPr>
-        <w:pStyle w:val="FirstParagraph"/>
-        <w:jc w:val="both"/>
-        <w:keepNext w:val="0"/>
-        <w:keepLines w:val="0"/>
-        <w:widowControl w:val="1"/>
-      </w:pPr>
-      <w:r>
-        <w:t xml:space="preserve">No new data were generated for this article. The feasibility results in Section 7 come from two companion studies [70-71], which report their own data provenance (a synthetic outpatient corpus in one, existing corpora harmonized under their own terms in the other) and availability. The ACR schema (Section 5) and the evaluation framework (Section 7) are specified in the text as an implementable framework; deployment-specific parameters, including execution thresholds, the safety taxonomy, exclusion relations, and benchmark thresholds, are prespecified per task. No custom code was produced.</w:t>
-      </w:r>
-    </w:p>
-    <w:bookmarkEnd w:id="33"/>
-    <w:bookmarkStart w:id="34" w:name="author-contributions-credit"/>
-    <w:p>
-      <w:pPr>
-        <w:pStyle w:val="Heading2"/>
-        <w:keepNext/>
-        <w:keepLines/>
-        <w:widowControl w:val="1"/>
-      </w:pPr>
-      <w:r>
-        <w:t xml:space="preserve">Author Contributions (CRediT)</w:t>
-      </w:r>
-    </w:p>
-    <w:p>
-      <w:pPr>
-        <w:pStyle w:val="FirstParagraph"/>
-        <w:jc w:val="both"/>
-        <w:keepNext w:val="0"/>
-        <w:keepLines w:val="0"/>
-        <w:widowControl w:val="1"/>
-      </w:pPr>
-      <w:r>
-        <w:t xml:space="preserve">A. Apartsin: Conceptualization, Methodology, Writing – original draft. Y. Aperstein: Conceptualization, Supervision, Writing – review and editing.</w:t>
-      </w:r>
-    </w:p>
-    <w:bookmarkEnd w:id="34"/>
-    <w:bookmarkStart w:id="35" w:name="funding"/>
-    <w:p>
-      <w:pPr>
-        <w:pStyle w:val="Heading2"/>
-        <w:keepNext/>
-        <w:keepLines/>
-        <w:widowControl w:val="1"/>
-      </w:pPr>
-      <w:r>
-        <w:t xml:space="preserve">Funding</w:t>
-      </w:r>
-    </w:p>
-    <w:p>
-      <w:pPr>
-        <w:pStyle w:val="FirstParagraph"/>
-        <w:jc w:val="both"/>
-        <w:keepNext w:val="0"/>
-        <w:keepLines w:val="0"/>
-        <w:widowControl w:val="1"/>
-      </w:pPr>
-      <w:r>
-        <w:t xml:space="preserve">None declared.</w:t>
-      </w:r>
-    </w:p>
-    <w:bookmarkEnd w:id="35"/>
-    <w:bookmarkStart w:id="36" w:name="conflicts-of-interest"/>
-    <w:p>
-      <w:pPr>
-        <w:pStyle w:val="Heading2"/>
-        <w:keepNext/>
-        <w:keepLines/>
-        <w:widowControl w:val="1"/>
-      </w:pPr>
-      <w:r>
-        <w:t xml:space="preserve">Conflicts of Interest</w:t>
-      </w:r>
-    </w:p>
-    <w:p>
-      <w:pPr>
-        <w:pStyle w:val="FirstParagraph"/>
-        <w:jc w:val="both"/>
-        <w:keepNext w:val="0"/>
-        <w:keepLines w:val="0"/>
-        <w:widowControl w:val="1"/>
-      </w:pPr>
-      <w:r>
-        <w:t xml:space="preserve">None declared.</w:t>
-      </w:r>
-    </w:p>
-    <w:bookmarkEnd w:id="36"/>
-    <w:bookmarkStart w:id="43" w:name="references"/>
+    <w:bookmarkStart w:id="39" w:name="references"/>
     <w:p>
       <w:pPr>
         <w:pStyle w:val="ReferencesHeading"/>
@@ -9981,7 +9881,7 @@
       <w:r>
         <w:t xml:space="preserve"> </w:t>
       </w:r>
-      <w:hyperlink r:id="rId37">
+      <w:hyperlink r:id="rId33">
         <w:r>
           <w:rPr>
             <w:rStyle w:val="Hyperlink"/>
@@ -10220,7 +10120,7 @@
       <w:r>
         <w:t xml:space="preserve"> </w:t>
       </w:r>
-      <w:hyperlink r:id="rId38">
+      <w:hyperlink r:id="rId34">
         <w:r>
           <w:rPr>
             <w:rStyle w:val="Hyperlink"/>
@@ -11479,7 +11379,7 @@
       <w:r>
         <w:t xml:space="preserve"> </w:t>
       </w:r>
-      <w:hyperlink r:id="rId39">
+      <w:hyperlink r:id="rId35">
         <w:r>
           <w:rPr>
             <w:rStyle w:val="Hyperlink"/>
@@ -11527,7 +11427,7 @@
       <w:r>
         <w:t xml:space="preserve"> </w:t>
       </w:r>
-      <w:hyperlink r:id="rId40">
+      <w:hyperlink r:id="rId36">
         <w:r>
           <w:rPr>
             <w:rStyle w:val="Hyperlink"/>
@@ -11673,7 +11573,7 @@
       <w:r>
         <w:t xml:space="preserve"> </w:t>
       </w:r>
-      <w:hyperlink r:id="rId41">
+      <w:hyperlink r:id="rId37">
         <w:r>
           <w:rPr>
             <w:rStyle w:val="Hyperlink"/>
@@ -11727,7 +11627,7 @@
       <w:r>
         <w:t xml:space="preserve"> </w:t>
       </w:r>
-      <w:hyperlink r:id="rId42">
+      <w:hyperlink r:id="rId38">
         <w:r>
           <w:rPr>
             <w:rStyle w:val="Hyperlink"/>
@@ -11871,7 +11771,7 @@
         <w:t xml:space="preserve">2025;7:1659134. doi:10.3389/fdgth.2025.1659134.</w:t>
       </w:r>
     </w:p>
-    <w:bookmarkEnd w:id="43"/>
+    <w:bookmarkEnd w:id="39"/>
     <w:sectPr>
       <w:footerReference w:type="default" r:id="rId9"/>
       <w:pgSz w:h="15840" w:w="12240"/>

--- a/three-generations-healthcare-it_AIIM.docx
+++ b/three-generations-healthcare-it_AIIM.docx
@@ -32,7 +32,7 @@
           <w:i/>
           <w:sz w:val="20"/>
         </w:rPr>
-        <w:t xml:space="preserve">Alexander Apartsin, PhD</w:t>
+        <w:t xml:space="preserve">Alexander Apartsin</w:t>
       </w:r>
       <w:r>
         <w:rPr>
@@ -51,7 +51,7 @@
           <w:i/>
           <w:sz w:val="20"/>
         </w:rPr>
-        <w:t xml:space="preserve">, Yehudit Aperstein, PhD</w:t>
+        <w:t xml:space="preserve">, Yehudit Aperstein</w:t>
       </w:r>
       <w:r>
         <w:rPr>
@@ -120,62 +120,6 @@
           <w:sz w:val="20"/>
         </w:rPr>
         <w:t xml:space="preserve">Intelligent Systems, Afeka Academic College of Engineering</w:t>
-      </w:r>
-    </w:p>
-    <w:p>
-      <w:pPr>
-        <w:pStyle w:val="Subtitle"/>
-        <w:spacing w:before="0" w:after="160"/>
-        <w:jc w:val="center"/>
-        <w:keepNext w:val="0"/>
-        <w:keepLines/>
-        <w:widowControl w:val="1"/>
-      </w:pPr>
-      <w:r>
-        <w:rPr>
-          <w:rFonts w:ascii="Times New Roman" w:hAnsi="Times New Roman"/>
-          <w:b w:val="0"/>
-          <w:i/>
-          <w:sz w:val="20"/>
-        </w:rPr>
-        <w:t xml:space="preserve">ORCID: Apartsin 0009-0000-7007-3529, Aperstein 0000-0001-6390-9463. Submitted to</w:t>
-      </w:r>
-      <w:r>
-        <w:rPr>
-          <w:rFonts w:ascii="Times New Roman" w:hAnsi="Times New Roman"/>
-          <w:b w:val="0"/>
-          <w:i/>
-          <w:sz w:val="20"/>
-        </w:rPr>
-        <w:t xml:space="preserve"> </w:t>
-      </w:r>
-      <w:r>
-        <w:rPr>
-          <w:rFonts w:ascii="Times New Roman" w:hAnsi="Times New Roman"/>
-          <w:b w:val="0"/>
-          <w:i/>
-          <w:iCs/>
-          <w:sz w:val="20"/>
-        </w:rPr>
-        <w:t xml:space="preserve">Artificial Intelligence in Medicine</w:t>
-      </w:r>
-      <w:r>
-        <w:rPr>
-          <w:rFonts w:ascii="Times New Roman" w:hAnsi="Times New Roman"/>
-          <w:b w:val="0"/>
-          <w:i/>
-          <w:sz w:val="20"/>
-        </w:rPr>
-        <w:t xml:space="preserve"> </w:t>
-      </w:r>
-      <w:r>
-        <w:rPr>
-          <w:rFonts w:ascii="Times New Roman" w:hAnsi="Times New Roman"/>
-          <w:b w:val="0"/>
-          <w:i/>
-          <w:sz w:val="20"/>
-        </w:rPr>
-        <w:t xml:space="preserve">as a Position Paper.</w:t>
       </w:r>
     </w:p>
     <w:bookmarkEnd w:id="9"/>
